--- a/plantilla/NOTA_INFORMATIVA.docx
+++ b/plantilla/NOTA_INFORMATIVA.docx
@@ -787,7 +787,7 @@
                 <w:sz w:val="20"/>
                 <w:szCs w:val="20"/>
               </w:rPr>
-              <w:t xml:space="preserve">{ccmn}</w:t>
+              <w:t xml:space="preserve">{#filas}{ccmn}</w:t>
             </w:r>
           </w:p>
         </w:tc>
@@ -949,7 +949,7 @@
                 <w:sz w:val="20"/>
                 <w:szCs w:val="20"/>
               </w:rPr>
-              <w:t xml:space="preserve">{monto}</w:t>
+              <w:t xml:space="preserve">{monto}{/filas}</w:t>
             </w:r>
           </w:p>
         </w:tc>
@@ -1006,7 +1006,7 @@
                 <w:sz w:val="20"/>
                 <w:szCs w:val="20"/>
               </w:rPr>
-              <w:t xml:space="preserve">{monto}</w:t>
+              <w:t xml:space="preserve">{montoTotal}</w:t>
             </w:r>
           </w:p>
         </w:tc>

--- a/plantilla/NOTA_INFORMATIVA.docx
+++ b/plantilla/NOTA_INFORMATIVA.docx
@@ -19,7 +19,7 @@
           <w:sz w:val="24"/>
           <w:szCs w:val="24"/>
         </w:rPr>
-        <w:t xml:space="preserve">INFORMATIVA Nº            - OL-J-HNAL-</w:t>
+        <w:t xml:space="preserve">NOTA INFORMATIVA Nº            - OL-J-HNAL-</w:t>
       </w:r>
       <w:r>
         <w:rPr>
